--- a/Plantillas/Lease.docx
+++ b/Plantillas/Lease.docx
@@ -1690,6 +1690,21 @@
         <w:spacing w:before="36" w:line="271" w:lineRule="auto"/>
         <w:ind w:right="1446"/>
       </w:pPr>
+    </w:p>
+    <w:p>
+      <w:r>
+        <w:t>{{foto_rostro}}</w:t>
+      </w:r>
+    </w:p>
+    <w:p>
+      <w:r>
+        <w:t>{{foto_interior}}</w:t>
+      </w:r>
+    </w:p>
+    <w:p>
+      <w:r>
+        <w:t>{{foto_exterior}}</w:t>
+      </w:r>
     </w:p>
     <w:sectPr>
       <w:footerReference w:type="default" r:id="rId10"/>
